--- a/writing/All about NER.docx
+++ b/writing/All about NER.docx
@@ -15,36 +15,6 @@
         <w:spacing w:line="276" w:lineRule="auto"/>
       </w:pPr>
       <w:r>
-        <w:t xml:space="preserve">Manual annotation of the entire thesis archive is not only time-consuming </w:t>
-      </w:r>
-      <w:r>
-        <w:t xml:space="preserve">and </w:t>
-      </w:r>
-      <w:r>
-        <w:t>non-</w:t>
-      </w:r>
-      <w:r>
-        <w:t xml:space="preserve">scalable, but </w:t>
-      </w:r>
-      <w:r>
-        <w:t xml:space="preserve">also </w:t>
-      </w:r>
-      <w:r>
-        <w:t>prone to human error. Therefore, a more efficient automatic approach</w:t>
-      </w:r>
-      <w:r>
-        <w:t xml:space="preserve"> based on</w:t>
-      </w:r>
-      <w:r>
-        <w:t xml:space="preserve"> deep learning models</w:t>
-      </w:r>
-      <w:r>
-        <w:t xml:space="preserve"> was explored.</w:t>
-      </w:r>
-      <w:r>
-        <w:t xml:space="preserve"> </w:t>
-      </w:r>
-      <w:r>
         <w:t>A preliminary experiment compared t</w:t>
       </w:r>
       <w:r>
@@ -287,10 +257,7 @@
         <w:t xml:space="preserve">, which undermines the effectiveness of the BERT model’s fine-tuning. </w:t>
       </w:r>
       <w:r>
-        <w:t>T</w:t>
-      </w:r>
-      <w:r>
-        <w:t xml:space="preserve">raining and evaluation loss are commonly used to describe model convergence </w:t>
+        <w:t xml:space="preserve">Training and evaluation loss are commonly used to describe model convergence </w:t>
       </w:r>
       <w:r>
         <w:t>during training</w:t>
@@ -579,50 +546,53 @@
         <w:spacing w:line="276" w:lineRule="auto"/>
       </w:pPr>
       <w:r>
+        <w:t>For evaluation,</w:t>
+      </w:r>
+      <w:r>
+        <w:t xml:space="preserve"> </w:t>
+      </w:r>
+      <w:r>
+        <w:t xml:space="preserve">the set of </w:t>
+      </w:r>
+      <w:r>
+        <w:t xml:space="preserve">entities </w:t>
+      </w:r>
+      <w:r>
+        <w:t>in the reference data was</w:t>
+      </w:r>
+      <w:r>
+        <w:t xml:space="preserve"> compared </w:t>
+      </w:r>
+      <w:r>
+        <w:t>against</w:t>
+      </w:r>
+      <w:r>
+        <w:t xml:space="preserve"> </w:t>
+      </w:r>
+      <w:r>
+        <w:t xml:space="preserve">the set of </w:t>
+      </w:r>
+      <w:r>
+        <w:t>entities</w:t>
+      </w:r>
+      <w:r>
+        <w:t xml:space="preserve"> predicted anywhere within the same thesis,</w:t>
+      </w:r>
+      <w:r>
+        <w:t xml:space="preserve"> regardless of</w:t>
+      </w:r>
+      <w:r>
+        <w:t xml:space="preserve"> their exact</w:t>
+      </w:r>
+      <w:r>
+        <w:t xml:space="preserve"> location</w:t>
+      </w:r>
+      <w:r>
+        <w:t xml:space="preserve"> or number of </w:t>
+      </w:r>
+      <w:r>
         <w:lastRenderedPageBreak/>
-        <w:t>For evaluation,</w:t>
-      </w:r>
-      <w:r>
-        <w:t xml:space="preserve"> </w:t>
-      </w:r>
-      <w:r>
-        <w:t xml:space="preserve">the set of </w:t>
-      </w:r>
-      <w:r>
-        <w:t xml:space="preserve">entities </w:t>
-      </w:r>
-      <w:r>
-        <w:t>in the reference data was</w:t>
-      </w:r>
-      <w:r>
-        <w:t xml:space="preserve"> compared </w:t>
-      </w:r>
-      <w:r>
-        <w:t>against</w:t>
-      </w:r>
-      <w:r>
-        <w:t xml:space="preserve"> </w:t>
-      </w:r>
-      <w:r>
-        <w:t xml:space="preserve">the set of </w:t>
-      </w:r>
-      <w:r>
-        <w:t>entities</w:t>
-      </w:r>
-      <w:r>
-        <w:t xml:space="preserve"> predicted anywhere within the same thesis,</w:t>
-      </w:r>
-      <w:r>
-        <w:t xml:space="preserve"> regardless of</w:t>
-      </w:r>
-      <w:r>
-        <w:t xml:space="preserve"> their exact</w:t>
-      </w:r>
-      <w:r>
-        <w:t xml:space="preserve"> location</w:t>
-      </w:r>
-      <w:r>
-        <w:t xml:space="preserve"> or number of occurrences</w:t>
+        <w:t>occurrences</w:t>
       </w:r>
       <w:r>
         <w:t>.</w:t>
@@ -1178,6 +1148,9 @@
         <w:jc w:val="center"/>
       </w:pPr>
       <w:r>
+        <w:rPr>
+          <w:noProof/>
+        </w:rPr>
         <w:drawing>
           <wp:inline distT="0" distB="0" distL="0" distR="0" wp14:anchorId="16D33D0B" wp14:editId="53DF1DAC">
             <wp:extent cx="3716104" cy="434566"/>
@@ -1220,6 +1193,9 @@
         <w:jc w:val="center"/>
       </w:pPr>
       <w:r>
+        <w:rPr>
+          <w:noProof/>
+        </w:rPr>
         <w:drawing>
           <wp:inline distT="0" distB="0" distL="0" distR="0" wp14:anchorId="696FC684" wp14:editId="0C809A5A">
             <wp:extent cx="1643204" cy="500000"/>
@@ -1263,6 +1239,9 @@
         <w:jc w:val="center"/>
       </w:pPr>
       <w:r>
+        <w:rPr>
+          <w:noProof/>
+        </w:rPr>
         <w:drawing>
           <wp:inline distT="0" distB="0" distL="0" distR="0" wp14:anchorId="67EEEC40" wp14:editId="61A5DCAE">
             <wp:extent cx="1982709" cy="425774"/>
@@ -1344,42 +1323,39 @@
         <w:t xml:space="preserve"> calculated from </w:t>
       </w:r>
       <w:r>
-        <w:t xml:space="preserve">the </w:t>
-      </w:r>
+        <w:t xml:space="preserve">the response produced for each </w:t>
+      </w:r>
+      <w:r>
+        <w:t xml:space="preserve">evaluation </w:t>
+      </w:r>
+      <w:r>
+        <w:t>thesis</w:t>
+      </w:r>
+      <w:r>
+        <w:t xml:space="preserve">. Results </w:t>
+      </w:r>
+      <w:r>
+        <w:t xml:space="preserve">are </w:t>
+      </w:r>
+      <w:r>
+        <w:t xml:space="preserve">reported per entity label </w:t>
+      </w:r>
+      <w:r>
+        <w:t>and as a weighted average based on</w:t>
+      </w:r>
+      <w:r>
+        <w:t xml:space="preserve"> reference</w:t>
+      </w:r>
+      <w:r>
+        <w:t xml:space="preserve"> label frequency.</w:t>
+      </w:r>
+    </w:p>
+    <w:p>
+      <w:pPr>
+        <w:spacing w:line="276" w:lineRule="auto"/>
+      </w:pPr>
       <w:r>
         <w:lastRenderedPageBreak/>
-        <w:t xml:space="preserve">response produced for each </w:t>
-      </w:r>
-      <w:r>
-        <w:t xml:space="preserve">evaluation </w:t>
-      </w:r>
-      <w:r>
-        <w:t>thesis</w:t>
-      </w:r>
-      <w:r>
-        <w:t xml:space="preserve">. Results </w:t>
-      </w:r>
-      <w:r>
-        <w:t xml:space="preserve">are </w:t>
-      </w:r>
-      <w:r>
-        <w:t xml:space="preserve">reported per entity label </w:t>
-      </w:r>
-      <w:r>
-        <w:t>and as a weighted average based on</w:t>
-      </w:r>
-      <w:r>
-        <w:t xml:space="preserve"> reference</w:t>
-      </w:r>
-      <w:r>
-        <w:t xml:space="preserve"> label frequency.</w:t>
-      </w:r>
-    </w:p>
-    <w:p>
-      <w:pPr>
-        <w:spacing w:line="276" w:lineRule="auto"/>
-      </w:pPr>
-      <w:r>
         <w:t xml:space="preserve">As was </w:t>
       </w:r>
       <w:r>
@@ -2047,6 +2023,7 @@
               <w:jc w:val="center"/>
             </w:pPr>
             <w:r>
+              <w:lastRenderedPageBreak/>
               <w:t>I-title</w:t>
             </w:r>
           </w:p>
@@ -2906,7 +2883,6 @@
         <w:t xml:space="preserve"> these </w:t>
       </w:r>
       <w:r>
-        <w:lastRenderedPageBreak/>
         <w:t xml:space="preserve">boxplots </w:t>
       </w:r>
       <w:r>
@@ -2953,13 +2929,7 @@
         <w:rPr>
           <w:u w:val="single"/>
         </w:rPr>
-        <w:t xml:space="preserve"> </w:t>
-      </w:r>
-      <w:r>
-        <w:rPr>
-          <w:u w:val="single"/>
-        </w:rPr>
-        <w:t>Zero-shot</w:t>
+        <w:t xml:space="preserve"> Zero-shot</w:t>
       </w:r>
     </w:p>
     <w:tbl>
@@ -2992,8 +2962,9 @@
               <w:rPr>
                 <w:noProof/>
               </w:rPr>
+              <w:lastRenderedPageBreak/>
               <w:drawing>
-                <wp:inline distT="0" distB="0" distL="0" distR="0" wp14:anchorId="2B097BA5" wp14:editId="502EC193">
+                <wp:inline distT="0" distB="0" distL="0" distR="0" wp14:anchorId="2B097BA5" wp14:editId="0A6334FB">
                   <wp:extent cx="2591187" cy="1554480"/>
                   <wp:effectExtent l="0" t="0" r="0" b="7620"/>
                   <wp:docPr id="913220108" name="Picture 12"/>
@@ -3057,7 +3028,7 @@
                 <w:noProof/>
               </w:rPr>
               <w:drawing>
-                <wp:inline distT="0" distB="0" distL="0" distR="0" wp14:anchorId="378B7171" wp14:editId="1F746AB7">
+                <wp:inline distT="0" distB="0" distL="0" distR="0" wp14:anchorId="378B7171" wp14:editId="3421A928">
                   <wp:extent cx="2591187" cy="1554480"/>
                   <wp:effectExtent l="0" t="0" r="0" b="7620"/>
                   <wp:docPr id="779736674" name="Picture 13"/>
@@ -3127,7 +3098,7 @@
                 <w:noProof/>
               </w:rPr>
               <w:drawing>
-                <wp:inline distT="0" distB="0" distL="0" distR="0" wp14:anchorId="1C4A4BB7" wp14:editId="302BE81D">
+                <wp:inline distT="0" distB="0" distL="0" distR="0" wp14:anchorId="1C4A4BB7" wp14:editId="079682B9">
                   <wp:extent cx="2591187" cy="1554480"/>
                   <wp:effectExtent l="0" t="0" r="0" b="7620"/>
                   <wp:docPr id="94020838" name="Picture 14"/>
@@ -3191,7 +3162,7 @@
                 <w:noProof/>
               </w:rPr>
               <w:drawing>
-                <wp:inline distT="0" distB="0" distL="0" distR="0" wp14:anchorId="6D27AE8D" wp14:editId="072EF9A5">
+                <wp:inline distT="0" distB="0" distL="0" distR="0" wp14:anchorId="6D27AE8D" wp14:editId="188D80E5">
                   <wp:extent cx="2591187" cy="1554480"/>
                   <wp:effectExtent l="0" t="0" r="0" b="7620"/>
                   <wp:docPr id="1247163256" name="Picture 15"/>
@@ -3300,7 +3271,7 @@
                 <w:noProof/>
               </w:rPr>
               <w:drawing>
-                <wp:inline distT="0" distB="0" distL="0" distR="0" wp14:anchorId="6530FD25" wp14:editId="7F44A305">
+                <wp:inline distT="0" distB="0" distL="0" distR="0" wp14:anchorId="6530FD25" wp14:editId="1C5C35ED">
                   <wp:extent cx="2589878" cy="1554480"/>
                   <wp:effectExtent l="0" t="0" r="1270" b="7620"/>
                   <wp:docPr id="1777130799" name="Picture 2"/>
@@ -3498,7 +3469,7 @@
                 <w:noProof/>
               </w:rPr>
               <w:drawing>
-                <wp:inline distT="0" distB="0" distL="0" distR="0" wp14:anchorId="3F5275A1" wp14:editId="17C726B4">
+                <wp:inline distT="0" distB="0" distL="0" distR="0" wp14:anchorId="3F5275A1" wp14:editId="38F14E78">
                   <wp:extent cx="2589880" cy="1554480"/>
                   <wp:effectExtent l="0" t="0" r="1270" b="7620"/>
                   <wp:docPr id="129154295" name="Picture 10"/>
@@ -3566,26 +3537,26 @@
           <w:szCs w:val="36"/>
           <w:u w:val="single"/>
         </w:rPr>
+        <w:t>Inference</w:t>
+      </w:r>
+    </w:p>
+    <w:p>
+      <w:pPr>
+        <w:spacing w:line="276" w:lineRule="auto"/>
+      </w:pPr>
+      <w:r>
+        <w:t xml:space="preserve">The model determined to produce the best results will be used for inference. </w:t>
+      </w:r>
+      <w:r>
+        <w:t>The inference results of form the pool of entities for each thesis that can now be used for entity linking.</w:t>
+      </w:r>
+    </w:p>
+    <w:p>
+      <w:pPr>
+        <w:jc w:val="left"/>
+      </w:pPr>
+      <w:r>
         <w:lastRenderedPageBreak/>
-        <w:t>Inference</w:t>
-      </w:r>
-    </w:p>
-    <w:p>
-      <w:pPr>
-        <w:spacing w:line="276" w:lineRule="auto"/>
-      </w:pPr>
-      <w:r>
-        <w:t xml:space="preserve">The model determined to produce the best results will be used for inference. </w:t>
-      </w:r>
-      <w:r>
-        <w:t>The inference results of form the pool of entities for each thesis that can now be used for entity linking.</w:t>
-      </w:r>
-    </w:p>
-    <w:p>
-      <w:pPr>
-        <w:jc w:val="left"/>
-      </w:pPr>
-      <w:r>
         <w:br w:type="page"/>
       </w:r>
     </w:p>
@@ -6011,6 +5982,7 @@
   <w:style w:type="character" w:default="1" w:styleId="DefaultParagraphFont">
     <w:name w:val="Default Paragraph Font"/>
     <w:uiPriority w:val="1"/>
+    <w:semiHidden/>
     <w:unhideWhenUsed/>
   </w:style>
   <w:style w:type="table" w:default="1" w:styleId="TableNormal">
